--- a/static/media/8.to_trinh_ktr_sau_hoan_gtgt.docx
+++ b/static/media/8.to_trinh_ktr_sau_hoan_gtgt.docx
@@ -1,11 +1,11 @@
 
 <file path=word/document.xml><?xml version="1.0" encoding="utf-8"?>
-<w:document xmlns:wpc="http://schemas.microsoft.com/office/word/2010/wordprocessingCanvas" xmlns:cx="http://schemas.microsoft.com/office/drawing/2014/chartex" xmlns:cx1="http://schemas.microsoft.com/office/drawing/2015/9/8/chartex" xmlns:cx2="http://schemas.microsoft.com/office/drawing/2015/10/21/chartex" xmlns:cx3="http://schemas.microsoft.com/office/drawing/2016/5/9/chartex" xmlns:cx4="http://schemas.microsoft.com/office/drawing/2016/5/10/chartex" xmlns:cx5="http://schemas.microsoft.com/office/drawing/2016/5/11/chartex" xmlns:cx6="http://schemas.microsoft.com/office/drawing/2016/5/12/chartex" xmlns:cx7="http://schemas.microsoft.com/office/drawing/2016/5/13/chartex" xmlns:cx8="http://schemas.microsoft.com/office/drawing/2016/5/14/chartex" xmlns:mc="http://schemas.openxmlformats.org/markup-compatibility/2006" xmlns:aink="http://schemas.microsoft.com/office/drawing/2016/ink" xmlns:am3d="http://schemas.microsoft.com/office/drawing/2017/model3d" xmlns:o="urn:schemas-microsoft-com:office:office" xmlns:r="http://schemas.openxmlformats.org/officeDocument/2006/relationships" xmlns:m="http://schemas.openxmlformats.org/officeDocument/2006/math" xmlns:v="urn:schemas-microsoft-com:vml" xmlns:wp14="http://schemas.microsoft.com/office/word/2010/wordprocessingDrawing" xmlns:wp="http://schemas.openxmlformats.org/drawingml/2006/wordprocessingDrawing" xmlns:w10="urn:schemas-microsoft-com:office:word" xmlns:w="http://schemas.openxmlformats.org/wordprocessingml/2006/main" xmlns:w14="http://schemas.microsoft.com/office/word/2010/wordml" xmlns:w15="http://schemas.microsoft.com/office/word/2012/wordml" xmlns:w16cex="http://schemas.microsoft.com/office/word/2018/wordml/cex" xmlns:w16cid="http://schemas.microsoft.com/office/word/2016/wordml/cid" xmlns:w16="http://schemas.microsoft.com/office/word/2018/wordml" xmlns:w16sdtdh="http://schemas.microsoft.com/office/word/2020/wordml/sdtdatahash" xmlns:w16se="http://schemas.microsoft.com/office/word/2015/wordml/symex" xmlns:wpg="http://schemas.microsoft.com/office/word/2010/wordprocessingGroup" xmlns:wpi="http://schemas.microsoft.com/office/word/2010/wordprocessingInk" xmlns:wne="http://schemas.microsoft.com/office/word/2006/wordml" xmlns:wps="http://schemas.microsoft.com/office/word/2010/wordprocessingShape" mc:Ignorable="w14 w15 w16se w16cid w16 w16cex w16sdtdh wp14">
+<w:document xmlns:wpc="http://schemas.microsoft.com/office/word/2010/wordprocessingCanvas" xmlns:cx="http://schemas.microsoft.com/office/drawing/2014/chartex" xmlns:cx1="http://schemas.microsoft.com/office/drawing/2015/9/8/chartex" xmlns:cx2="http://schemas.microsoft.com/office/drawing/2015/10/21/chartex" xmlns:cx3="http://schemas.microsoft.com/office/drawing/2016/5/9/chartex" xmlns:cx4="http://schemas.microsoft.com/office/drawing/2016/5/10/chartex" xmlns:cx5="http://schemas.microsoft.com/office/drawing/2016/5/11/chartex" xmlns:cx6="http://schemas.microsoft.com/office/drawing/2016/5/12/chartex" xmlns:cx7="http://schemas.microsoft.com/office/drawing/2016/5/13/chartex" xmlns:cx8="http://schemas.microsoft.com/office/drawing/2016/5/14/chartex" xmlns:mc="http://schemas.openxmlformats.org/markup-compatibility/2006" xmlns:aink="http://schemas.microsoft.com/office/drawing/2016/ink" xmlns:am3d="http://schemas.microsoft.com/office/drawing/2017/model3d" xmlns:o="urn:schemas-microsoft-com:office:office" xmlns:oel="http://schemas.microsoft.com/office/2019/extlst" xmlns:r="http://schemas.openxmlformats.org/officeDocument/2006/relationships" xmlns:m="http://schemas.openxmlformats.org/officeDocument/2006/math" xmlns:v="urn:schemas-microsoft-com:vml" xmlns:wp14="http://schemas.microsoft.com/office/word/2010/wordprocessingDrawing" xmlns:wp="http://schemas.openxmlformats.org/drawingml/2006/wordprocessingDrawing" xmlns:w10="urn:schemas-microsoft-com:office:word" xmlns:w="http://schemas.openxmlformats.org/wordprocessingml/2006/main" xmlns:w14="http://schemas.microsoft.com/office/word/2010/wordml" xmlns:w15="http://schemas.microsoft.com/office/word/2012/wordml" xmlns:w16cex="http://schemas.microsoft.com/office/word/2018/wordml/cex" xmlns:w16cid="http://schemas.microsoft.com/office/word/2016/wordml/cid" xmlns:w16="http://schemas.microsoft.com/office/word/2018/wordml" xmlns:w16du="http://schemas.microsoft.com/office/word/2023/wordml/word16du" xmlns:w16sdtdh="http://schemas.microsoft.com/office/word/2020/wordml/sdtdatahash" xmlns:w16sdtfl="http://schemas.microsoft.com/office/word/2024/wordml/sdtformatlock" xmlns:w16se="http://schemas.microsoft.com/office/word/2015/wordml/symex" xmlns:wpg="http://schemas.microsoft.com/office/word/2010/wordprocessingGroup" xmlns:wpi="http://schemas.microsoft.com/office/word/2010/wordprocessingInk" xmlns:wne="http://schemas.microsoft.com/office/word/2006/wordml" xmlns:wps="http://schemas.microsoft.com/office/word/2010/wordprocessingShape" mc:Ignorable="w14 w15 w16se w16cid w16 w16cex w16sdtdh w16sdtfl w16du wp14">
   <w:body>
     <w:p>
       <w:pPr>
         <w:tabs>
-          <w:tab w:val="center" w:pos="1418"/>
+          <w:tab w:val="center" w:pos="1701"/>
           <w:tab w:val="center" w:pos="6804"/>
         </w:tabs>
         <w:ind w:left="-567" w:right="-567"/>
@@ -24,8 +24,21 @@
       <w:r>
         <w:rPr>
           <w:sz w:val="24"/>
-        </w:rPr>
-        <w:t>CỤC THUẾ TỈNH QUẢNG TRỊ</w:t>
+          <w:szCs w:val="28"/>
+        </w:rPr>
+        <w:t xml:space="preserve">CHI </w:t>
+      </w:r>
+      <w:r>
+        <w:rPr>
+          <w:sz w:val="24"/>
+        </w:rPr>
+        <w:t xml:space="preserve">CỤC THUẾ </w:t>
+      </w:r>
+      <w:r>
+        <w:rPr>
+          <w:sz w:val="24"/>
+        </w:rPr>
+        <w:t>KHU VỰC XI</w:t>
       </w:r>
       <w:r>
         <w:rPr>
@@ -44,10 +57,10 @@
     <w:p>
       <w:pPr>
         <w:tabs>
-          <w:tab w:val="center" w:pos="1418"/>
+          <w:tab w:val="center" w:pos="1701"/>
           <w:tab w:val="center" w:pos="6804"/>
         </w:tabs>
-        <w:ind w:left="-425"/>
+        <w:ind w:left="-425" w:hanging="1"/>
         <w:rPr>
           <w:b/>
           <w:sz w:val="28"/>
@@ -223,6 +236,14 @@
       <w:r>
         <w:rPr>
           <w:b/>
+          <w:spacing w:val="-20"/>
+          <w:szCs w:val="28"/>
+        </w:rPr>
+        <w:t xml:space="preserve"> SỐ 4</w:t>
+      </w:r>
+      <w:r>
+        <w:rPr>
+          <w:b/>
           <w:szCs w:val="28"/>
         </w:rPr>
         <w:tab/>
@@ -381,7 +402,25 @@
           <w:szCs w:val="28"/>
           <w:lang w:val="nl-NL"/>
         </w:rPr>
-        <w:t xml:space="preserve"> V/v kiểm tra </w:t>
+        <w:t xml:space="preserve"> V/v </w:t>
+      </w:r>
+      <w:r>
+        <w:rPr>
+          <w:b/>
+          <w:sz w:val="28"/>
+          <w:szCs w:val="28"/>
+          <w:lang w:val="nl-NL"/>
+        </w:rPr>
+        <w:t xml:space="preserve">ban hành Quyết định </w:t>
+      </w:r>
+      <w:r>
+        <w:rPr>
+          <w:b/>
+          <w:sz w:val="28"/>
+          <w:szCs w:val="28"/>
+          <w:lang w:val="nl-NL"/>
+        </w:rPr>
+        <w:t xml:space="preserve">kiểm tra </w:t>
       </w:r>
       <w:r>
         <w:rPr>
@@ -508,7 +547,31 @@
           <w:szCs w:val="28"/>
           <w:lang w:val="nl-NL"/>
         </w:rPr>
-        <w:t>Kính gửi: Lãnh đạo Cục Thuế tỉnh Quảng Trị</w:t>
+        <w:t>Kính gửi: Lãnh đạo C</w:t>
+      </w:r>
+      <w:r>
+        <w:rPr>
+          <w:sz w:val="28"/>
+          <w:szCs w:val="28"/>
+          <w:lang w:val="nl-NL"/>
+        </w:rPr>
+        <w:t>hi c</w:t>
+      </w:r>
+      <w:r>
+        <w:rPr>
+          <w:sz w:val="28"/>
+          <w:szCs w:val="28"/>
+          <w:lang w:val="nl-NL"/>
+        </w:rPr>
+        <w:t xml:space="preserve">ục Thuế </w:t>
+      </w:r>
+      <w:r>
+        <w:rPr>
+          <w:sz w:val="28"/>
+          <w:szCs w:val="28"/>
+          <w:lang w:val="nl-NL"/>
+        </w:rPr>
+        <w:t>khu vực XI</w:t>
       </w:r>
     </w:p>
     <w:p>
@@ -757,7 +820,39 @@
           <w:szCs w:val="28"/>
           <w:lang w:val="nl-NL"/>
         </w:rPr>
-        <w:t xml:space="preserve">/QĐ-CTQTR-KĐT ngày </w:t>
+        <w:t>/QĐ-C</w:t>
+      </w:r>
+      <w:r>
+        <w:rPr>
+          <w:sz w:val="28"/>
+          <w:szCs w:val="28"/>
+          <w:lang w:val="nl-NL"/>
+        </w:rPr>
+        <w:t>C</w:t>
+      </w:r>
+      <w:r>
+        <w:rPr>
+          <w:sz w:val="28"/>
+          <w:szCs w:val="28"/>
+          <w:lang w:val="nl-NL"/>
+        </w:rPr>
+        <w:t>T</w:t>
+      </w:r>
+      <w:r>
+        <w:rPr>
+          <w:sz w:val="28"/>
+          <w:szCs w:val="28"/>
+          <w:lang w:val="nl-NL"/>
+        </w:rPr>
+        <w:t>KV.XI</w:t>
+      </w:r>
+      <w:r>
+        <w:rPr>
+          <w:sz w:val="28"/>
+          <w:szCs w:val="28"/>
+          <w:lang w:val="nl-NL"/>
+        </w:rPr>
+        <w:t xml:space="preserve">-KĐT ngày </w:t>
       </w:r>
       <w:r>
         <w:rPr>
@@ -773,7 +868,39 @@
           <w:szCs w:val="28"/>
           <w:lang w:val="nl-NL"/>
         </w:rPr>
-        <w:t xml:space="preserve"> của Cục Thuế tỉnh Quảng Trị về việc hoàn thuế cho </w:t>
+        <w:t xml:space="preserve"> của C</w:t>
+      </w:r>
+      <w:r>
+        <w:rPr>
+          <w:sz w:val="28"/>
+          <w:szCs w:val="28"/>
+          <w:lang w:val="nl-NL"/>
+        </w:rPr>
+        <w:t>hi c</w:t>
+      </w:r>
+      <w:r>
+        <w:rPr>
+          <w:sz w:val="28"/>
+          <w:szCs w:val="28"/>
+          <w:lang w:val="nl-NL"/>
+        </w:rPr>
+        <w:t xml:space="preserve">ục Thuế </w:t>
+      </w:r>
+      <w:r>
+        <w:rPr>
+          <w:sz w:val="28"/>
+          <w:szCs w:val="28"/>
+          <w:lang w:val="nl-NL"/>
+        </w:rPr>
+        <w:t xml:space="preserve">khu vực XI </w:t>
+      </w:r>
+      <w:r>
+        <w:rPr>
+          <w:sz w:val="28"/>
+          <w:szCs w:val="28"/>
+          <w:lang w:val="nl-NL"/>
+        </w:rPr>
+        <w:t xml:space="preserve">về việc hoàn thuế cho </w:t>
       </w:r>
       <w:r>
         <w:rPr>
@@ -833,7 +960,39 @@
           <w:szCs w:val="28"/>
           <w:lang w:val="nl-NL"/>
         </w:rPr>
-        <w:t xml:space="preserve">Kiểm tra kính đề nghị Lãnh đạo Cục </w:t>
+        <w:t>Kiểm tra</w:t>
+      </w:r>
+      <w:r>
+        <w:rPr>
+          <w:sz w:val="28"/>
+          <w:szCs w:val="28"/>
+          <w:lang w:val="nl-NL"/>
+        </w:rPr>
+        <w:t xml:space="preserve"> số 4</w:t>
+      </w:r>
+      <w:r>
+        <w:rPr>
+          <w:sz w:val="28"/>
+          <w:szCs w:val="28"/>
+          <w:lang w:val="nl-NL"/>
+        </w:rPr>
+        <w:t xml:space="preserve"> kính đề nghị Lãnh đạo C</w:t>
+      </w:r>
+      <w:r>
+        <w:rPr>
+          <w:sz w:val="28"/>
+          <w:szCs w:val="28"/>
+          <w:lang w:val="nl-NL"/>
+        </w:rPr>
+        <w:t>hi c</w:t>
+      </w:r>
+      <w:r>
+        <w:rPr>
+          <w:sz w:val="28"/>
+          <w:szCs w:val="28"/>
+          <w:lang w:val="nl-NL"/>
+        </w:rPr>
+        <w:t xml:space="preserve">ục </w:t>
       </w:r>
       <w:r>
         <w:rPr>
@@ -842,6 +1001,14 @@
           <w:lang w:val="nl-NL"/>
         </w:rPr>
         <w:t xml:space="preserve">Thuế </w:t>
+      </w:r>
+      <w:r>
+        <w:rPr>
+          <w:sz w:val="28"/>
+          <w:szCs w:val="28"/>
+          <w:lang w:val="nl-NL"/>
+        </w:rPr>
+        <w:t xml:space="preserve">khu vực XI </w:t>
       </w:r>
       <w:r>
         <w:rPr>
@@ -906,13 +1073,17 @@
         <w:ind w:firstLine="567"/>
         <w:jc w:val="both"/>
         <w:rPr>
-          <w:sz w:val="28"/>
-          <w:szCs w:val="28"/>
-          <w:lang w:val="nl-NL"/>
-        </w:rPr>
-      </w:pPr>
-      <w:r>
-        <w:rPr>
+          <w:b/>
+          <w:bCs/>
+          <w:sz w:val="28"/>
+          <w:szCs w:val="28"/>
+          <w:lang w:val="nl-NL"/>
+        </w:rPr>
+      </w:pPr>
+      <w:r>
+        <w:rPr>
+          <w:b/>
+          <w:bCs/>
           <w:sz w:val="28"/>
           <w:szCs w:val="28"/>
           <w:lang w:val="nl-NL"/>
@@ -981,7 +1152,63 @@
           <w:szCs w:val="28"/>
           <w:lang w:val="nl-NL"/>
         </w:rPr>
-        <w:t>- Kiểm tra đầy đủ hoá đơn đầu ra, đầu vào, gửi phiếu đề nghị xác minh hoá đơn có dấu hiệu nghi vấn.</w:t>
+        <w:t xml:space="preserve">- Thành phần kiểm tra gồm có: </w:t>
+      </w:r>
+      <w:r>
+        <w:rPr>
+          <w:sz w:val="28"/>
+          <w:szCs w:val="28"/>
+          <w:lang w:val="nl-NL"/>
+        </w:rPr>
+        <w:t xml:space="preserve">&lt;sl_cb&gt; </w:t>
+      </w:r>
+      <w:r>
+        <w:rPr>
+          <w:sz w:val="28"/>
+          <w:szCs w:val="28"/>
+          <w:lang w:val="nl-NL"/>
+        </w:rPr>
+        <w:t>công chức P</w:t>
+      </w:r>
+      <w:r>
+        <w:rPr>
+          <w:sz w:val="28"/>
+          <w:szCs w:val="28"/>
+          <w:lang w:val="nl-NL"/>
+        </w:rPr>
+        <w:t xml:space="preserve">hòng Thanh tra – Kiểm tra </w:t>
+      </w:r>
+      <w:r>
+        <w:rPr>
+          <w:sz w:val="28"/>
+          <w:szCs w:val="28"/>
+          <w:lang w:val="nl-NL"/>
+        </w:rPr>
+        <w:t xml:space="preserve">số 4 </w:t>
+      </w:r>
+      <w:r>
+        <w:rPr>
+          <w:sz w:val="28"/>
+          <w:szCs w:val="28"/>
+          <w:lang w:val="nl-NL"/>
+        </w:rPr>
+        <w:t>do &lt;cb_cv&gt;</w:t>
+      </w:r>
+      <w:r>
+        <w:rPr>
+          <w:sz w:val="28"/>
+          <w:szCs w:val="28"/>
+          <w:lang w:val="nl-NL"/>
+        </w:rPr>
+        <w:t xml:space="preserve"> làm trưởng đoàn</w:t>
+      </w:r>
+      <w:r>
+        <w:rPr>
+          <w:sz w:val="28"/>
+          <w:szCs w:val="28"/>
+          <w:lang w:val="nl-NL"/>
+        </w:rPr>
+        <w:t>.</w:t>
       </w:r>
     </w:p>
     <w:p>
@@ -1001,39 +1228,71 @@
           <w:szCs w:val="28"/>
           <w:lang w:val="nl-NL"/>
         </w:rPr>
-        <w:t xml:space="preserve">- Thành phần kiểm tra gồm có: </w:t>
-      </w:r>
-      <w:r>
-        <w:rPr>
-          <w:sz w:val="28"/>
-          <w:szCs w:val="28"/>
-          <w:lang w:val="nl-NL"/>
-        </w:rPr>
-        <w:t xml:space="preserve">&lt;sl_cb&gt; </w:t>
-      </w:r>
-      <w:r>
-        <w:rPr>
-          <w:sz w:val="28"/>
-          <w:szCs w:val="28"/>
-          <w:lang w:val="nl-NL"/>
-        </w:rPr>
-        <w:t>công chức P</w:t>
-      </w:r>
-      <w:r>
-        <w:rPr>
-          <w:sz w:val="28"/>
-          <w:szCs w:val="28"/>
-          <w:lang w:val="nl-NL"/>
-        </w:rPr>
-        <w:t>hòng Thanh tra – Kiểm tra do &lt;cb_cv&gt;</w:t>
-      </w:r>
-      <w:r>
-        <w:rPr>
-          <w:sz w:val="28"/>
-          <w:szCs w:val="28"/>
-          <w:lang w:val="nl-NL"/>
-        </w:rPr>
-        <w:t xml:space="preserve"> làm trưởng đoàn</w:t>
+        <w:t>- Thời</w:t>
+      </w:r>
+      <w:r>
+        <w:rPr>
+          <w:sz w:val="28"/>
+          <w:szCs w:val="28"/>
+          <w:lang w:val="nl-NL"/>
+        </w:rPr>
+        <w:t xml:space="preserve"> hạn</w:t>
+      </w:r>
+      <w:r>
+        <w:rPr>
+          <w:sz w:val="28"/>
+          <w:szCs w:val="28"/>
+          <w:lang w:val="nl-NL"/>
+        </w:rPr>
+        <w:t xml:space="preserve"> kiểm tra </w:t>
+      </w:r>
+      <w:r>
+        <w:rPr>
+          <w:sz w:val="28"/>
+          <w:szCs w:val="28"/>
+          <w:lang w:val="nl-NL"/>
+        </w:rPr>
+        <w:t>&lt;so_ngay_ktra&gt;</w:t>
+      </w:r>
+      <w:r>
+        <w:rPr>
+          <w:sz w:val="28"/>
+          <w:szCs w:val="28"/>
+          <w:lang w:val="nl-NL"/>
+        </w:rPr>
+        <w:t xml:space="preserve"> </w:t>
+      </w:r>
+      <w:r>
+        <w:rPr>
+          <w:sz w:val="28"/>
+          <w:szCs w:val="28"/>
+          <w:lang w:val="nl-NL"/>
+        </w:rPr>
+        <w:t>ngày</w:t>
+      </w:r>
+      <w:r>
+        <w:rPr>
+          <w:sz w:val="28"/>
+          <w:szCs w:val="28"/>
+          <w:lang w:val="nl-NL"/>
+        </w:rPr>
+        <w:t xml:space="preserve"> làm việc</w:t>
+      </w:r>
+      <w:r>
+        <w:rPr>
+          <w:sz w:val="28"/>
+          <w:szCs w:val="28"/>
+          <w:lang w:val="nl-NL"/>
+        </w:rPr>
+        <w:t xml:space="preserve">, dự kiến từ </w:t>
+      </w:r>
+      <w:r>
+        <w:rPr>
+          <w:sz w:val="28"/>
+          <w:szCs w:val="28"/>
+          <w:lang w:val="nl-NL"/>
+        </w:rPr>
+        <w:t>&lt;ngay_ktra&gt;</w:t>
       </w:r>
       <w:r>
         <w:rPr>
@@ -1061,31 +1320,7 @@
           <w:szCs w:val="28"/>
           <w:lang w:val="nl-NL"/>
         </w:rPr>
-        <w:t>- Thời</w:t>
-      </w:r>
-      <w:r>
-        <w:rPr>
-          <w:sz w:val="28"/>
-          <w:szCs w:val="28"/>
-          <w:lang w:val="nl-NL"/>
-        </w:rPr>
-        <w:t xml:space="preserve"> hạn</w:t>
-      </w:r>
-      <w:r>
-        <w:rPr>
-          <w:sz w:val="28"/>
-          <w:szCs w:val="28"/>
-          <w:lang w:val="nl-NL"/>
-        </w:rPr>
-        <w:t xml:space="preserve"> kiểm tra </w:t>
-      </w:r>
-      <w:r>
-        <w:rPr>
-          <w:sz w:val="28"/>
-          <w:szCs w:val="28"/>
-          <w:lang w:val="nl-NL"/>
-        </w:rPr>
-        <w:t>&lt;so_ngay_ktra&gt;</w:t>
+        <w:t>Vậy, Phòng Thanh tra</w:t>
       </w:r>
       <w:r>
         <w:rPr>
@@ -1101,43 +1336,23 @@
           <w:szCs w:val="28"/>
           <w:lang w:val="nl-NL"/>
         </w:rPr>
-        <w:t xml:space="preserve">ngày, dự kiến từ </w:t>
-      </w:r>
-      <w:r>
-        <w:rPr>
-          <w:sz w:val="28"/>
-          <w:szCs w:val="28"/>
-          <w:lang w:val="nl-NL"/>
-        </w:rPr>
-        <w:t>&lt;ngay_ktra&gt;</w:t>
-      </w:r>
-      <w:r>
-        <w:rPr>
-          <w:sz w:val="28"/>
-          <w:szCs w:val="28"/>
-          <w:lang w:val="nl-NL"/>
-        </w:rPr>
-        <w:t>.</w:t>
-      </w:r>
-    </w:p>
-    <w:p>
-      <w:pPr>
-        <w:spacing w:line="264" w:lineRule="auto"/>
-        <w:ind w:firstLine="567"/>
-        <w:jc w:val="both"/>
-        <w:rPr>
-          <w:sz w:val="28"/>
-          <w:szCs w:val="28"/>
-          <w:lang w:val="nl-NL"/>
-        </w:rPr>
-      </w:pPr>
-      <w:r>
-        <w:rPr>
-          <w:sz w:val="28"/>
-          <w:szCs w:val="28"/>
-          <w:lang w:val="nl-NL"/>
-        </w:rPr>
-        <w:t>Vậy, Phòng Thanh tra</w:t>
+        <w:t>-</w:t>
+      </w:r>
+      <w:r>
+        <w:rPr>
+          <w:sz w:val="28"/>
+          <w:szCs w:val="28"/>
+          <w:lang w:val="nl-NL"/>
+        </w:rPr>
+        <w:t xml:space="preserve"> Kiểm tra</w:t>
+      </w:r>
+      <w:r>
+        <w:rPr>
+          <w:sz w:val="28"/>
+          <w:szCs w:val="28"/>
+          <w:lang w:val="nl-NL"/>
+        </w:rPr>
+        <w:t xml:space="preserve"> số 4</w:t>
       </w:r>
       <w:r>
         <w:rPr>
@@ -1153,71 +1368,55 @@
           <w:szCs w:val="28"/>
           <w:lang w:val="nl-NL"/>
         </w:rPr>
-        <w:t>-</w:t>
-      </w:r>
-      <w:r>
-        <w:rPr>
-          <w:sz w:val="28"/>
-          <w:szCs w:val="28"/>
-          <w:lang w:val="nl-NL"/>
-        </w:rPr>
-        <w:t xml:space="preserve"> Kiểm tra </w:t>
-      </w:r>
-      <w:r>
-        <w:rPr>
-          <w:sz w:val="28"/>
-          <w:szCs w:val="28"/>
-          <w:lang w:val="nl-NL"/>
-        </w:rPr>
-        <w:t xml:space="preserve">kính </w:t>
-      </w:r>
-      <w:r>
-        <w:rPr>
-          <w:sz w:val="28"/>
-          <w:szCs w:val="28"/>
-          <w:lang w:val="nl-NL"/>
-        </w:rPr>
-        <w:t xml:space="preserve">trình Lãnh đạo Cục Thuế xem xét ban hành Quyết định kiểm tra </w:t>
-      </w:r>
-      <w:r>
-        <w:rPr>
-          <w:sz w:val="28"/>
-          <w:szCs w:val="28"/>
-          <w:lang w:val="nl-NL"/>
-        </w:rPr>
-        <w:t>sau hoàn</w:t>
-      </w:r>
-      <w:r>
-        <w:rPr>
-          <w:sz w:val="28"/>
-          <w:szCs w:val="28"/>
-          <w:lang w:val="nl-NL"/>
-        </w:rPr>
-        <w:t xml:space="preserve"> thuế </w:t>
-      </w:r>
-      <w:r>
-        <w:rPr>
-          <w:sz w:val="28"/>
-          <w:szCs w:val="28"/>
-          <w:lang w:val="nl-NL"/>
-        </w:rPr>
-        <w:t xml:space="preserve">GTGT </w:t>
-      </w:r>
-      <w:r>
-        <w:rPr>
-          <w:sz w:val="28"/>
-          <w:szCs w:val="28"/>
-          <w:lang w:val="nl-NL"/>
-        </w:rPr>
-        <w:t xml:space="preserve">đối với </w:t>
-      </w:r>
-      <w:r>
-        <w:rPr>
-          <w:sz w:val="28"/>
-          <w:szCs w:val="28"/>
-          <w:lang w:val="nl-NL"/>
-        </w:rPr>
-        <w:t>&lt;ten_dv&gt;</w:t>
+        <w:t>xin ý kiến chỉ đạo của</w:t>
+      </w:r>
+      <w:r>
+        <w:rPr>
+          <w:sz w:val="28"/>
+          <w:szCs w:val="28"/>
+          <w:lang w:val="nl-NL"/>
+        </w:rPr>
+        <w:t xml:space="preserve"> Lãnh đạo C</w:t>
+      </w:r>
+      <w:r>
+        <w:rPr>
+          <w:sz w:val="28"/>
+          <w:szCs w:val="28"/>
+          <w:lang w:val="nl-NL"/>
+        </w:rPr>
+        <w:t>hi c</w:t>
+      </w:r>
+      <w:r>
+        <w:rPr>
+          <w:sz w:val="28"/>
+          <w:szCs w:val="28"/>
+          <w:lang w:val="nl-NL"/>
+        </w:rPr>
+        <w:t>ục Thuế</w:t>
+      </w:r>
+      <w:r>
+        <w:rPr>
+          <w:sz w:val="28"/>
+          <w:szCs w:val="28"/>
+          <w:lang w:val="nl-NL"/>
+        </w:rPr>
+        <w:t xml:space="preserve"> khu vực XI</w:t>
+      </w:r>
+      <w:r>
+        <w:rPr>
+          <w:sz w:val="28"/>
+          <w:szCs w:val="28"/>
+          <w:lang w:val="nl-NL"/>
+        </w:rPr>
+        <w:t xml:space="preserve"> </w:t>
+      </w:r>
+      <w:r>
+        <w:rPr>
+          <w:sz w:val="28"/>
+          <w:szCs w:val="28"/>
+          <w:lang w:val="nl-NL"/>
+        </w:rPr>
+        <w:t>để triển khai</w:t>
       </w:r>
       <w:r>
         <w:rPr>
@@ -1287,7 +1486,25 @@
           <w:szCs w:val="28"/>
           <w:lang w:val="nl-NL"/>
         </w:rPr>
-        <w:t xml:space="preserve">Ý KIẾN LÃNH ĐẠO CỤC </w:t>
+        <w:t>Ý KIẾN LÃNH ĐẠO</w:t>
+      </w:r>
+      <w:r>
+        <w:rPr>
+          <w:b/>
+          <w:sz w:val="28"/>
+          <w:szCs w:val="28"/>
+          <w:lang w:val="nl-NL"/>
+        </w:rPr>
+        <w:t xml:space="preserve"> CHI</w:t>
+      </w:r>
+      <w:r>
+        <w:rPr>
+          <w:b/>
+          <w:sz w:val="28"/>
+          <w:szCs w:val="28"/>
+          <w:lang w:val="nl-NL"/>
+        </w:rPr>
+        <w:t xml:space="preserve"> CỤC </w:t>
       </w:r>
       <w:r>
         <w:rPr>
@@ -1434,7 +1651,7 @@
 </file>
 
 <file path=word/styles.xml><?xml version="1.0" encoding="utf-8"?>
-<w:styles xmlns:mc="http://schemas.openxmlformats.org/markup-compatibility/2006" xmlns:r="http://schemas.openxmlformats.org/officeDocument/2006/relationships" xmlns:w="http://schemas.openxmlformats.org/wordprocessingml/2006/main" xmlns:w14="http://schemas.microsoft.com/office/word/2010/wordml" xmlns:w15="http://schemas.microsoft.com/office/word/2012/wordml" xmlns:w16cex="http://schemas.microsoft.com/office/word/2018/wordml/cex" xmlns:w16cid="http://schemas.microsoft.com/office/word/2016/wordml/cid" xmlns:w16="http://schemas.microsoft.com/office/word/2018/wordml" xmlns:w16sdtdh="http://schemas.microsoft.com/office/word/2020/wordml/sdtdatahash" xmlns:w16se="http://schemas.microsoft.com/office/word/2015/wordml/symex" mc:Ignorable="w14 w15 w16se w16cid w16 w16cex w16sdtdh">
+<w:styles xmlns:mc="http://schemas.openxmlformats.org/markup-compatibility/2006" xmlns:r="http://schemas.openxmlformats.org/officeDocument/2006/relationships" xmlns:w="http://schemas.openxmlformats.org/wordprocessingml/2006/main" xmlns:w14="http://schemas.microsoft.com/office/word/2010/wordml" xmlns:w15="http://schemas.microsoft.com/office/word/2012/wordml" xmlns:w16cex="http://schemas.microsoft.com/office/word/2018/wordml/cex" xmlns:w16cid="http://schemas.microsoft.com/office/word/2016/wordml/cid" xmlns:w16="http://schemas.microsoft.com/office/word/2018/wordml" xmlns:w16du="http://schemas.microsoft.com/office/word/2023/wordml/word16du" xmlns:w16sdtdh="http://schemas.microsoft.com/office/word/2020/wordml/sdtdatahash" xmlns:w16sdtfl="http://schemas.microsoft.com/office/word/2024/wordml/sdtformatlock" xmlns:w16se="http://schemas.microsoft.com/office/word/2015/wordml/symex" mc:Ignorable="w14 w15 w16se w16cid w16 w16cex w16sdtdh w16sdtfl w16du">
   <w:docDefaults>
     <w:rPrDefault>
       <w:rPr>

--- a/static/media/8.to_trinh_ktr_sau_hoan_gtgt.docx
+++ b/static/media/8.to_trinh_ktr_sau_hoan_gtgt.docx
@@ -170,8 +170,11 @@
     </w:p>
     <w:p>
       <w:pPr>
+        <w:tabs>
+          <w:tab w:val="right" w:pos="8505"/>
+        </w:tabs>
         <w:spacing w:before="120"/>
-        <w:jc w:val="right"/>
+        <w:jc w:val="both"/>
         <w:rPr>
           <w:i/>
           <w:sz w:val="28"/>
@@ -253,6 +256,14 @@
             </w:pict>
           </mc:Fallback>
         </mc:AlternateContent>
+      </w:r>
+      <w:r>
+        <w:rPr>
+          <w:i/>
+          <w:sz w:val="28"/>
+          <w:szCs w:val="28"/>
+        </w:rPr>
+        <w:tab/>
       </w:r>
       <w:r>
         <w:rPr>
